--- a/Actividades/Unid-0-Act-1.docx
+++ b/Actividades/Unid-0-Act-1.docx
@@ -1,39 +1,597 @@
 
 <file path=word/document.xml><?xml version="1.0" encoding="utf-8"?>
-<w:document xmlns:wpc="http://schemas.microsoft.com/office/word/2010/wordprocessingCanvas" xmlns:cx="http://schemas.microsoft.com/office/drawing/2014/chartex" xmlns:cx1="http://schemas.microsoft.com/office/drawing/2015/9/8/chartex" xmlns:cx2="http://schemas.microsoft.com/office/drawing/2015/10/21/chartex" xmlns:cx3="http://schemas.microsoft.com/office/drawing/2016/5/9/chartex" xmlns:cx4="http://schemas.microsoft.com/office/drawing/2016/5/10/chartex" xmlns:cx5="http://schemas.microsoft.com/office/drawing/2016/5/11/chartex" xmlns:cx6="http://schemas.microsoft.com/office/drawing/2016/5/12/chartex" xmlns:cx7="http://schemas.microsoft.com/office/drawing/2016/5/13/chartex" xmlns:cx8="http://schemas.microsoft.com/office/drawing/2016/5/14/chartex" xmlns:mc="http://schemas.openxmlformats.org/markup-compatibility/2006" xmlns:aink="http://schemas.microsoft.com/office/drawing/2016/ink" xmlns:am3d="http://schemas.microsoft.com/office/drawing/2017/model3d" xmlns:o="urn:schemas-microsoft-com:office:office" xmlns:oel="http://schemas.microsoft.com/office/2019/extlst" xmlns:r="http://schemas.openxmlformats.org/officeDocument/2006/relationships" xmlns:m="http://schemas.openxmlformats.org/officeDocument/2006/math" xmlns:v="urn:schemas-microsoft-com:vml" xmlns:wp14="http://schemas.microsoft.com/office/word/2010/wordprocessingDrawing" xmlns:wp="http://schemas.openxmlformats.org/drawingml/2006/wordprocessingDrawing" xmlns:w10="urn:schemas-microsoft-com:office:word" xmlns:w="http://schemas.openxmlformats.org/wordprocessingml/2006/main" xmlns:w14="http://schemas.microsoft.com/office/word/2010/wordml" xmlns:w15="http://schemas.microsoft.com/office/word/2012/wordml" xmlns:w16cex="http://schemas.microsoft.com/office/word/2018/wordml/cex" xmlns:w16cid="http://schemas.microsoft.com/office/word/2016/wordml/cid" xmlns:w16="http://schemas.microsoft.com/office/word/2018/wordml" xmlns:w16du="http://schemas.microsoft.com/office/word/2023/wordml/word16du" xmlns:w16sdtdh="http://schemas.microsoft.com/office/word/2020/wordml/sdtdatahash" xmlns:w16se="http://schemas.microsoft.com/office/word/2015/wordml/symex" xmlns:wpg="http://schemas.microsoft.com/office/word/2010/wordprocessingGroup" xmlns:wpi="http://schemas.microsoft.com/office/word/2010/wordprocessingInk" xmlns:wne="http://schemas.microsoft.com/office/word/2006/wordml" xmlns:wps="http://schemas.microsoft.com/office/word/2010/wordprocessingShape" mc:Ignorable="w14 w15 w16se w16cid w16 w16cex w16sdtdh wp14">
+<w:document xmlns:wpc="http://schemas.microsoft.com/office/word/2010/wordprocessingCanvas" xmlns:cx="http://schemas.microsoft.com/office/drawing/2014/chartex" xmlns:cx1="http://schemas.microsoft.com/office/drawing/2015/9/8/chartex" xmlns:cx2="http://schemas.microsoft.com/office/drawing/2015/10/21/chartex" xmlns:cx3="http://schemas.microsoft.com/office/drawing/2016/5/9/chartex" xmlns:cx4="http://schemas.microsoft.com/office/drawing/2016/5/10/chartex" xmlns:cx5="http://schemas.microsoft.com/office/drawing/2016/5/11/chartex" xmlns:cx6="http://schemas.microsoft.com/office/drawing/2016/5/12/chartex" xmlns:cx7="http://schemas.microsoft.com/office/drawing/2016/5/13/chartex" xmlns:cx8="http://schemas.microsoft.com/office/drawing/2016/5/14/chartex" xmlns:mc="http://schemas.openxmlformats.org/markup-compatibility/2006" xmlns:aink="http://schemas.microsoft.com/office/drawing/2016/ink" xmlns:am3d="http://schemas.microsoft.com/office/drawing/2017/model3d" xmlns:o="urn:schemas-microsoft-com:office:office" xmlns:r="http://schemas.openxmlformats.org/officeDocument/2006/relationships" xmlns:m="http://schemas.openxmlformats.org/officeDocument/2006/math" xmlns:v="urn:schemas-microsoft-com:vml" xmlns:wp14="http://schemas.microsoft.com/office/word/2010/wordprocessingDrawing" xmlns:wp="http://schemas.openxmlformats.org/drawingml/2006/wordprocessingDrawing" xmlns:w10="urn:schemas-microsoft-com:office:word" xmlns:w="http://schemas.openxmlformats.org/wordprocessingml/2006/main" xmlns:w14="http://schemas.microsoft.com/office/word/2010/wordml" xmlns:w15="http://schemas.microsoft.com/office/word/2012/wordml" xmlns:w16cex="http://schemas.microsoft.com/office/word/2018/wordml/cex" xmlns:w16cid="http://schemas.microsoft.com/office/word/2016/wordml/cid" xmlns:w16="http://schemas.microsoft.com/office/word/2018/wordml" xmlns:w16sdtdh="http://schemas.microsoft.com/office/word/2020/wordml/sdtdatahash" xmlns:w16se="http://schemas.microsoft.com/office/word/2015/wordml/symex" xmlns:wpg="http://schemas.microsoft.com/office/word/2010/wordprocessingGroup" xmlns:wpi="http://schemas.microsoft.com/office/word/2010/wordprocessingInk" xmlns:wne="http://schemas.microsoft.com/office/word/2006/wordml" xmlns:wps="http://schemas.microsoft.com/office/word/2010/wordprocessingShape" mc:Ignorable="w14 w15 w16se w16cid w16 w16cex w16sdtdh wp14">
   <w:body>
+    <w:sdt>
+      <w:sdtPr>
+        <w:rPr>
+          <w:rFonts w:ascii="Times New Roman" w:eastAsia="Times New Roman" w:hAnsi="Times New Roman" w:cs="Times New Roman"/>
+          <w:sz w:val="24"/>
+          <w:szCs w:val="24"/>
+          <w:highlight w:val="white"/>
+        </w:rPr>
+        <w:id w:val="434949278"/>
+        <w:docPartObj>
+          <w:docPartGallery w:val="Cover Pages"/>
+          <w:docPartUnique/>
+        </w:docPartObj>
+      </w:sdtPr>
+      <w:sdtContent>
+        <w:p>
+          <w:pPr>
+            <w:rPr>
+              <w:rFonts w:ascii="Times New Roman" w:eastAsia="Times New Roman" w:hAnsi="Times New Roman" w:cs="Times New Roman"/>
+              <w:sz w:val="24"/>
+              <w:szCs w:val="24"/>
+              <w:highlight w:val="white"/>
+            </w:rPr>
+          </w:pPr>
+          <w:r>
+            <w:rPr>
+              <w:rFonts w:ascii="Times New Roman" w:eastAsia="Times New Roman" w:hAnsi="Times New Roman" w:cs="Times New Roman"/>
+              <w:noProof/>
+              <w:color w:val="FFFFFF" w:themeColor="background1"/>
+              <w:sz w:val="24"/>
+              <w:szCs w:val="24"/>
+              <w:highlight w:val="white"/>
+            </w:rPr>
+            <mc:AlternateContent>
+              <mc:Choice Requires="wpg">
+                <w:drawing>
+                  <wp:anchor distT="0" distB="0" distL="114300" distR="114300" simplePos="0" relativeHeight="251659264" behindDoc="0" locked="0" layoutInCell="1" allowOverlap="1" wp14:anchorId="3B2A954D" wp14:editId="6BFA1197">
+                    <wp:simplePos x="0" y="0"/>
+                    <wp:positionH relativeFrom="page">
+                      <wp:align>center</wp:align>
+                    </wp:positionH>
+                    <wp:positionV relativeFrom="page">
+                      <wp:align>center</wp:align>
+                    </wp:positionV>
+                    <wp:extent cx="6858000" cy="9144000"/>
+                    <wp:effectExtent l="0" t="0" r="2540" b="635"/>
+                    <wp:wrapNone/>
+                    <wp:docPr id="11" name="Grupo 11"/>
+                    <wp:cNvGraphicFramePr/>
+                    <a:graphic xmlns:a="http://schemas.openxmlformats.org/drawingml/2006/main">
+                      <a:graphicData uri="http://schemas.microsoft.com/office/word/2010/wordprocessingGroup">
+                        <wpg:wgp>
+                          <wpg:cNvGrpSpPr/>
+                          <wpg:grpSpPr>
+                            <a:xfrm>
+                              <a:off x="0" y="0"/>
+                              <a:ext cx="6858000" cy="9144000"/>
+                              <a:chOff x="0" y="0"/>
+                              <a:chExt cx="6858000" cy="9144000"/>
+                            </a:xfrm>
+                          </wpg:grpSpPr>
+                          <wps:wsp>
+                            <wps:cNvPr id="33" name="Rectángulo 33"/>
+                            <wps:cNvSpPr/>
+                            <wps:spPr>
+                              <a:xfrm>
+                                <a:off x="228600" y="0"/>
+                                <a:ext cx="6629400" cy="9144000"/>
+                              </a:xfrm>
+                              <a:prstGeom prst="rect">
+                                <a:avLst/>
+                              </a:prstGeom>
+                              <a:solidFill>
+                                <a:schemeClr val="tx1"/>
+                              </a:solidFill>
+                              <a:ln>
+                                <a:noFill/>
+                              </a:ln>
+                            </wps:spPr>
+                            <wps:style>
+                              <a:lnRef idx="2">
+                                <a:schemeClr val="accent1">
+                                  <a:shade val="50000"/>
+                                </a:schemeClr>
+                              </a:lnRef>
+                              <a:fillRef idx="1">
+                                <a:schemeClr val="accent1"/>
+                              </a:fillRef>
+                              <a:effectRef idx="0">
+                                <a:schemeClr val="accent1"/>
+                              </a:effectRef>
+                              <a:fontRef idx="minor">
+                                <a:schemeClr val="lt1"/>
+                              </a:fontRef>
+                            </wps:style>
+                            <wps:txbx>
+                              <w:txbxContent>
+                                <w:sdt>
+                                  <w:sdtPr>
+                                    <w:rPr>
+                                      <w:rFonts w:asciiTheme="majorHAnsi" w:eastAsiaTheme="majorEastAsia" w:hAnsiTheme="majorHAnsi" w:cstheme="majorBidi"/>
+                                      <w:color w:val="FFFFFF" w:themeColor="background1"/>
+                                      <w:sz w:val="84"/>
+                                      <w:szCs w:val="84"/>
+                                    </w:rPr>
+                                    <w:alias w:val="Título"/>
+                                    <w:tag w:val=""/>
+                                    <w:id w:val="-960264625"/>
+                                    <w:dataBinding w:prefixMappings="xmlns:ns0='http://purl.org/dc/elements/1.1/' xmlns:ns1='http://schemas.openxmlformats.org/package/2006/metadata/core-properties' " w:xpath="/ns1:coreProperties[1]/ns0:title[1]" w:storeItemID="{6C3C8BC8-F283-45AE-878A-BAB7291924A1}"/>
+                                    <w:text/>
+                                  </w:sdtPr>
+                                  <w:sdtContent>
+                                    <w:p>
+                                      <w:pPr>
+                                        <w:pStyle w:val="Sinespaciado"/>
+                                        <w:spacing w:after="120"/>
+                                        <w:rPr>
+                                          <w:rFonts w:asciiTheme="majorHAnsi" w:eastAsiaTheme="majorEastAsia" w:hAnsiTheme="majorHAnsi" w:cstheme="majorBidi"/>
+                                          <w:color w:val="FFFFFF" w:themeColor="background1"/>
+                                          <w:sz w:val="84"/>
+                                          <w:szCs w:val="84"/>
+                                        </w:rPr>
+                                      </w:pPr>
+                                      <w:r>
+                                        <w:rPr>
+                                          <w:rFonts w:asciiTheme="majorHAnsi" w:eastAsiaTheme="majorEastAsia" w:hAnsiTheme="majorHAnsi" w:cstheme="majorBidi"/>
+                                          <w:color w:val="FFFFFF" w:themeColor="background1"/>
+                                          <w:sz w:val="84"/>
+                                          <w:szCs w:val="84"/>
+                                        </w:rPr>
+                                        <w:t>Unidad 0</w:t>
+                                      </w:r>
+                                    </w:p>
+                                  </w:sdtContent>
+                                </w:sdt>
+                                <w:sdt>
+                                  <w:sdtPr>
+                                    <w:rPr>
+                                      <w:color w:val="FFFFFF" w:themeColor="background1"/>
+                                      <w:sz w:val="28"/>
+                                      <w:szCs w:val="28"/>
+                                    </w:rPr>
+                                    <w:alias w:val="Subtítulo"/>
+                                    <w:tag w:val=""/>
+                                    <w:id w:val="1611937615"/>
+                                    <w:dataBinding w:prefixMappings="xmlns:ns0='http://purl.org/dc/elements/1.1/' xmlns:ns1='http://schemas.openxmlformats.org/package/2006/metadata/core-properties' " w:xpath="/ns1:coreProperties[1]/ns0:subject[1]" w:storeItemID="{6C3C8BC8-F283-45AE-878A-BAB7291924A1}"/>
+                                    <w:text/>
+                                  </w:sdtPr>
+                                  <w:sdtContent>
+                                    <w:p>
+                                      <w:pPr>
+                                        <w:pStyle w:val="Sinespaciado"/>
+                                        <w:rPr>
+                                          <w:color w:val="FFFFFF" w:themeColor="background1"/>
+                                          <w:sz w:val="28"/>
+                                          <w:szCs w:val="28"/>
+                                        </w:rPr>
+                                      </w:pPr>
+                                      <w:r>
+                                        <w:rPr>
+                                          <w:color w:val="FFFFFF" w:themeColor="background1"/>
+                                          <w:sz w:val="28"/>
+                                          <w:szCs w:val="28"/>
+                                        </w:rPr>
+                                        <w:t>Software</w:t>
+                                      </w:r>
+                                    </w:p>
+                                  </w:sdtContent>
+                                </w:sdt>
+                              </w:txbxContent>
+                            </wps:txbx>
+                            <wps:bodyPr rot="0" spcFirstLastPara="0" vertOverflow="overflow" horzOverflow="overflow" vert="horz" wrap="square" lIns="457200" tIns="914400" rIns="914400" bIns="2651760" numCol="1" spcCol="0" rtlCol="0" fromWordArt="0" anchor="b" anchorCtr="0" forceAA="0" compatLnSpc="1">
+                              <a:prstTxWarp prst="textNoShape">
+                                <a:avLst/>
+                              </a:prstTxWarp>
+                              <a:noAutofit/>
+                            </wps:bodyPr>
+                          </wps:wsp>
+                          <wps:wsp>
+                            <wps:cNvPr id="34" name="Rectángulo 34"/>
+                            <wps:cNvSpPr/>
+                            <wps:spPr>
+                              <a:xfrm>
+                                <a:off x="0" y="0"/>
+                                <a:ext cx="228600" cy="9144000"/>
+                              </a:xfrm>
+                              <a:prstGeom prst="rect">
+                                <a:avLst/>
+                              </a:prstGeom>
+                              <a:solidFill>
+                                <a:schemeClr val="tx1">
+                                  <a:lumMod val="50000"/>
+                                  <a:lumOff val="50000"/>
+                                </a:schemeClr>
+                              </a:solidFill>
+                              <a:ln>
+                                <a:noFill/>
+                              </a:ln>
+                            </wps:spPr>
+                            <wps:style>
+                              <a:lnRef idx="2">
+                                <a:schemeClr val="accent1">
+                                  <a:shade val="50000"/>
+                                </a:schemeClr>
+                              </a:lnRef>
+                              <a:fillRef idx="1">
+                                <a:schemeClr val="accent1"/>
+                              </a:fillRef>
+                              <a:effectRef idx="0">
+                                <a:schemeClr val="accent1"/>
+                              </a:effectRef>
+                              <a:fontRef idx="minor">
+                                <a:schemeClr val="lt1"/>
+                              </a:fontRef>
+                            </wps:style>
+                            <wps:bodyPr rot="0" spcFirstLastPara="0" vertOverflow="overflow" horzOverflow="overflow" vert="horz" wrap="square" lIns="91440" tIns="45720" rIns="91440" bIns="45720" numCol="1" spcCol="0" rtlCol="0" fromWordArt="0" anchor="ctr" anchorCtr="0" forceAA="0" compatLnSpc="1">
+                              <a:prstTxWarp prst="textNoShape">
+                                <a:avLst/>
+                              </a:prstTxWarp>
+                              <a:noAutofit/>
+                            </wps:bodyPr>
+                          </wps:wsp>
+                          <wps:wsp>
+                            <wps:cNvPr id="35" name="Cuadro de texto 35"/>
+                            <wps:cNvSpPr txBox="1"/>
+                            <wps:spPr>
+                              <a:xfrm>
+                                <a:off x="228600" y="7162800"/>
+                                <a:ext cx="6629400" cy="1561465"/>
+                              </a:xfrm>
+                              <a:prstGeom prst="rect">
+                                <a:avLst/>
+                              </a:prstGeom>
+                              <a:noFill/>
+                              <a:ln w="6350">
+                                <a:noFill/>
+                              </a:ln>
+                              <a:effectLst/>
+                            </wps:spPr>
+                            <wps:style>
+                              <a:lnRef idx="0">
+                                <a:schemeClr val="accent1"/>
+                              </a:lnRef>
+                              <a:fillRef idx="0">
+                                <a:schemeClr val="accent1"/>
+                              </a:fillRef>
+                              <a:effectRef idx="0">
+                                <a:schemeClr val="accent1"/>
+                              </a:effectRef>
+                              <a:fontRef idx="minor">
+                                <a:schemeClr val="dk1"/>
+                              </a:fontRef>
+                            </wps:style>
+                            <wps:txbx>
+                              <w:txbxContent>
+                                <w:sdt>
+                                  <w:sdtPr>
+                                    <w:rPr>
+                                      <w:color w:val="FFFFFF" w:themeColor="background1"/>
+                                      <w:sz w:val="32"/>
+                                      <w:szCs w:val="32"/>
+                                    </w:rPr>
+                                    <w:alias w:val="Autor"/>
+                                    <w:tag w:val=""/>
+                                    <w:id w:val="-315646564"/>
+                                    <w:dataBinding w:prefixMappings="xmlns:ns0='http://purl.org/dc/elements/1.1/' xmlns:ns1='http://schemas.openxmlformats.org/package/2006/metadata/core-properties' " w:xpath="/ns1:coreProperties[1]/ns0:creator[1]" w:storeItemID="{6C3C8BC8-F283-45AE-878A-BAB7291924A1}"/>
+                                    <w:text/>
+                                  </w:sdtPr>
+                                  <w:sdtContent>
+                                    <w:p>
+                                      <w:pPr>
+                                        <w:pStyle w:val="Sinespaciado"/>
+                                        <w:rPr>
+                                          <w:color w:val="FFFFFF" w:themeColor="background1"/>
+                                          <w:sz w:val="32"/>
+                                          <w:szCs w:val="32"/>
+                                        </w:rPr>
+                                      </w:pPr>
+                                      <w:proofErr w:type="spellStart"/>
+                                      <w:r>
+                                        <w:rPr>
+                                          <w:color w:val="FFFFFF" w:themeColor="background1"/>
+                                          <w:sz w:val="32"/>
+                                          <w:szCs w:val="32"/>
+                                        </w:rPr>
+                                        <w:t>Andre-Schcovich</w:t>
+                                      </w:r>
+                                      <w:proofErr w:type="spellEnd"/>
+                                    </w:p>
+                                  </w:sdtContent>
+                                </w:sdt>
+                                <w:p>
+                                  <w:pPr>
+                                    <w:pStyle w:val="Sinespaciado"/>
+                                    <w:rPr>
+                                      <w:color w:val="FFFFFF" w:themeColor="background1"/>
+                                      <w:sz w:val="18"/>
+                                      <w:szCs w:val="18"/>
+                                    </w:rPr>
+                                  </w:pPr>
+                                  <w:r>
+                                    <w:rPr>
+                                      <w:color w:val="FFFFFF" w:themeColor="background1"/>
+                                      <w:sz w:val="18"/>
+                                      <w:szCs w:val="18"/>
+                                      <w:lang w:val="es-ES"/>
+                                    </w:rPr>
+                                    <w:t>  </w:t>
+                                  </w:r>
+                                  <w:sdt>
+                                    <w:sdtPr>
+                                      <w:rPr>
+                                        <w:color w:val="FFFFFF" w:themeColor="background1"/>
+                                        <w:sz w:val="18"/>
+                                        <w:szCs w:val="18"/>
+                                      </w:rPr>
+                                      <w:alias w:val="Dirección"/>
+                                      <w:tag w:val=""/>
+                                      <w:id w:val="-669564449"/>
+                                      <w:showingPlcHdr/>
+                                      <w:dataBinding w:prefixMappings="xmlns:ns0='http://schemas.microsoft.com/office/2006/coverPageProps' " w:xpath="/ns0:CoverPageProperties[1]/ns0:CompanyAddress[1]" w:storeItemID="{55AF091B-3C7A-41E3-B477-F2FDAA23CFDA}"/>
+                                      <w:text/>
+                                    </w:sdtPr>
+                                    <w:sdtContent>
+                                      <w:r>
+                                        <w:rPr>
+                                          <w:color w:val="FFFFFF" w:themeColor="background1"/>
+                                          <w:sz w:val="18"/>
+                                          <w:szCs w:val="18"/>
+                                        </w:rPr>
+                                        <w:t xml:space="preserve">     </w:t>
+                                      </w:r>
+                                    </w:sdtContent>
+                                  </w:sdt>
+                                </w:p>
+                              </w:txbxContent>
+                            </wps:txbx>
+                            <wps:bodyPr rot="0" spcFirstLastPara="0" vertOverflow="overflow" horzOverflow="overflow" vert="horz" wrap="square" lIns="457200" tIns="0" rIns="914400" bIns="0" numCol="1" spcCol="0" rtlCol="0" fromWordArt="0" anchor="b" anchorCtr="0" forceAA="0" compatLnSpc="1">
+                              <a:prstTxWarp prst="textNoShape">
+                                <a:avLst/>
+                              </a:prstTxWarp>
+                              <a:noAutofit/>
+                            </wps:bodyPr>
+                          </wps:wsp>
+                        </wpg:wgp>
+                      </a:graphicData>
+                    </a:graphic>
+                    <wp14:sizeRelH relativeFrom="page">
+                      <wp14:pctWidth>88200</wp14:pctWidth>
+                    </wp14:sizeRelH>
+                    <wp14:sizeRelV relativeFrom="page">
+                      <wp14:pctHeight>90900</wp14:pctHeight>
+                    </wp14:sizeRelV>
+                  </wp:anchor>
+                </w:drawing>
+              </mc:Choice>
+              <mc:Fallback>
+                <w:pict>
+                  <v:group w14:anchorId="3B2A954D" id="Grupo 11" o:spid="_x0000_s1026" style="position:absolute;margin-left:0;margin-top:0;width:540pt;height:10in;z-index:251659264;mso-width-percent:882;mso-height-percent:909;mso-position-horizontal:center;mso-position-horizontal-relative:page;mso-position-vertical:center;mso-position-vertical-relative:page;mso-width-percent:882;mso-height-percent:909" coordsize="68580,91440" o:gfxdata="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">
+                    <v:rect id="Rectángulo 33" o:spid="_x0000_s1027" style="position:absolute;left:2286;width:66294;height:91440;visibility:visible;mso-wrap-style:square;v-text-anchor:bottom" o:gfxdata="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" fillcolor="black [3213]" stroked="f" strokeweight="2pt">
+                      <v:textbox inset="36pt,1in,1in,208.8pt">
+                        <w:txbxContent>
+                          <w:sdt>
+                            <w:sdtPr>
+                              <w:rPr>
+                                <w:rFonts w:asciiTheme="majorHAnsi" w:eastAsiaTheme="majorEastAsia" w:hAnsiTheme="majorHAnsi" w:cstheme="majorBidi"/>
+                                <w:color w:val="FFFFFF" w:themeColor="background1"/>
+                                <w:sz w:val="84"/>
+                                <w:szCs w:val="84"/>
+                              </w:rPr>
+                              <w:alias w:val="Título"/>
+                              <w:tag w:val=""/>
+                              <w:id w:val="-960264625"/>
+                              <w:dataBinding w:prefixMappings="xmlns:ns0='http://purl.org/dc/elements/1.1/' xmlns:ns1='http://schemas.openxmlformats.org/package/2006/metadata/core-properties' " w:xpath="/ns1:coreProperties[1]/ns0:title[1]" w:storeItemID="{6C3C8BC8-F283-45AE-878A-BAB7291924A1}"/>
+                              <w:text/>
+                            </w:sdtPr>
+                            <w:sdtContent>
+                              <w:p>
+                                <w:pPr>
+                                  <w:pStyle w:val="Sinespaciado"/>
+                                  <w:spacing w:after="120"/>
+                                  <w:rPr>
+                                    <w:rFonts w:asciiTheme="majorHAnsi" w:eastAsiaTheme="majorEastAsia" w:hAnsiTheme="majorHAnsi" w:cstheme="majorBidi"/>
+                                    <w:color w:val="FFFFFF" w:themeColor="background1"/>
+                                    <w:sz w:val="84"/>
+                                    <w:szCs w:val="84"/>
+                                  </w:rPr>
+                                </w:pPr>
+                                <w:r>
+                                  <w:rPr>
+                                    <w:rFonts w:asciiTheme="majorHAnsi" w:eastAsiaTheme="majorEastAsia" w:hAnsiTheme="majorHAnsi" w:cstheme="majorBidi"/>
+                                    <w:color w:val="FFFFFF" w:themeColor="background1"/>
+                                    <w:sz w:val="84"/>
+                                    <w:szCs w:val="84"/>
+                                  </w:rPr>
+                                  <w:t>Unidad 0</w:t>
+                                </w:r>
+                              </w:p>
+                            </w:sdtContent>
+                          </w:sdt>
+                          <w:sdt>
+                            <w:sdtPr>
+                              <w:rPr>
+                                <w:color w:val="FFFFFF" w:themeColor="background1"/>
+                                <w:sz w:val="28"/>
+                                <w:szCs w:val="28"/>
+                              </w:rPr>
+                              <w:alias w:val="Subtítulo"/>
+                              <w:tag w:val=""/>
+                              <w:id w:val="1611937615"/>
+                              <w:dataBinding w:prefixMappings="xmlns:ns0='http://purl.org/dc/elements/1.1/' xmlns:ns1='http://schemas.openxmlformats.org/package/2006/metadata/core-properties' " w:xpath="/ns1:coreProperties[1]/ns0:subject[1]" w:storeItemID="{6C3C8BC8-F283-45AE-878A-BAB7291924A1}"/>
+                              <w:text/>
+                            </w:sdtPr>
+                            <w:sdtContent>
+                              <w:p>
+                                <w:pPr>
+                                  <w:pStyle w:val="Sinespaciado"/>
+                                  <w:rPr>
+                                    <w:color w:val="FFFFFF" w:themeColor="background1"/>
+                                    <w:sz w:val="28"/>
+                                    <w:szCs w:val="28"/>
+                                  </w:rPr>
+                                </w:pPr>
+                                <w:r>
+                                  <w:rPr>
+                                    <w:color w:val="FFFFFF" w:themeColor="background1"/>
+                                    <w:sz w:val="28"/>
+                                    <w:szCs w:val="28"/>
+                                  </w:rPr>
+                                  <w:t>Software</w:t>
+                                </w:r>
+                              </w:p>
+                            </w:sdtContent>
+                          </w:sdt>
+                        </w:txbxContent>
+                      </v:textbox>
+                    </v:rect>
+                    <v:rect id="Rectángulo 34" o:spid="_x0000_s1028" style="position:absolute;width:2286;height:91440;visibility:visible;mso-wrap-style:square;v-text-anchor:middle" o:gfxdata="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" fillcolor="gray [1629]" stroked="f" strokeweight="2pt"/>
+                    <v:shapetype id="_x0000_t202" coordsize="21600,21600" o:spt="202" path="m,l,21600r21600,l21600,xe">
+                      <v:stroke joinstyle="miter"/>
+                      <v:path gradientshapeok="t" o:connecttype="rect"/>
+                    </v:shapetype>
+                    <v:shape id="Cuadro de texto 35" o:spid="_x0000_s1029" type="#_x0000_t202" style="position:absolute;left:2286;top:71628;width:66294;height:15614;visibility:visible;mso-wrap-style:square;v-text-anchor:bottom" o:gfxdata="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" filled="f" stroked="f" strokeweight=".5pt">
+                      <v:textbox inset="36pt,0,1in,0">
+                        <w:txbxContent>
+                          <w:sdt>
+                            <w:sdtPr>
+                              <w:rPr>
+                                <w:color w:val="FFFFFF" w:themeColor="background1"/>
+                                <w:sz w:val="32"/>
+                                <w:szCs w:val="32"/>
+                              </w:rPr>
+                              <w:alias w:val="Autor"/>
+                              <w:tag w:val=""/>
+                              <w:id w:val="-315646564"/>
+                              <w:dataBinding w:prefixMappings="xmlns:ns0='http://purl.org/dc/elements/1.1/' xmlns:ns1='http://schemas.openxmlformats.org/package/2006/metadata/core-properties' " w:xpath="/ns1:coreProperties[1]/ns0:creator[1]" w:storeItemID="{6C3C8BC8-F283-45AE-878A-BAB7291924A1}"/>
+                              <w:text/>
+                            </w:sdtPr>
+                            <w:sdtContent>
+                              <w:p>
+                                <w:pPr>
+                                  <w:pStyle w:val="Sinespaciado"/>
+                                  <w:rPr>
+                                    <w:color w:val="FFFFFF" w:themeColor="background1"/>
+                                    <w:sz w:val="32"/>
+                                    <w:szCs w:val="32"/>
+                                  </w:rPr>
+                                </w:pPr>
+                                <w:proofErr w:type="spellStart"/>
+                                <w:r>
+                                  <w:rPr>
+                                    <w:color w:val="FFFFFF" w:themeColor="background1"/>
+                                    <w:sz w:val="32"/>
+                                    <w:szCs w:val="32"/>
+                                  </w:rPr>
+                                  <w:t>Andre-Schcovich</w:t>
+                                </w:r>
+                                <w:proofErr w:type="spellEnd"/>
+                              </w:p>
+                            </w:sdtContent>
+                          </w:sdt>
+                          <w:p>
+                            <w:pPr>
+                              <w:pStyle w:val="Sinespaciado"/>
+                              <w:rPr>
+                                <w:color w:val="FFFFFF" w:themeColor="background1"/>
+                                <w:sz w:val="18"/>
+                                <w:szCs w:val="18"/>
+                              </w:rPr>
+                            </w:pPr>
+                            <w:r>
+                              <w:rPr>
+                                <w:color w:val="FFFFFF" w:themeColor="background1"/>
+                                <w:sz w:val="18"/>
+                                <w:szCs w:val="18"/>
+                                <w:lang w:val="es-ES"/>
+                              </w:rPr>
+                              <w:t>  </w:t>
+                            </w:r>
+                            <w:sdt>
+                              <w:sdtPr>
+                                <w:rPr>
+                                  <w:color w:val="FFFFFF" w:themeColor="background1"/>
+                                  <w:sz w:val="18"/>
+                                  <w:szCs w:val="18"/>
+                                </w:rPr>
+                                <w:alias w:val="Dirección"/>
+                                <w:tag w:val=""/>
+                                <w:id w:val="-669564449"/>
+                                <w:showingPlcHdr/>
+                                <w:dataBinding w:prefixMappings="xmlns:ns0='http://schemas.microsoft.com/office/2006/coverPageProps' " w:xpath="/ns0:CoverPageProperties[1]/ns0:CompanyAddress[1]" w:storeItemID="{55AF091B-3C7A-41E3-B477-F2FDAA23CFDA}"/>
+                                <w:text/>
+                              </w:sdtPr>
+                              <w:sdtContent>
+                                <w:r>
+                                  <w:rPr>
+                                    <w:color w:val="FFFFFF" w:themeColor="background1"/>
+                                    <w:sz w:val="18"/>
+                                    <w:szCs w:val="18"/>
+                                  </w:rPr>
+                                  <w:t xml:space="preserve">     </w:t>
+                                </w:r>
+                              </w:sdtContent>
+                            </w:sdt>
+                          </w:p>
+                        </w:txbxContent>
+                      </v:textbox>
+                    </v:shape>
+                    <w10:wrap anchorx="page" anchory="page"/>
+                  </v:group>
+                </w:pict>
+              </mc:Fallback>
+            </mc:AlternateContent>
+          </w:r>
+          <w:r>
+            <w:rPr>
+              <w:rFonts w:ascii="Times New Roman" w:eastAsia="Times New Roman" w:hAnsi="Times New Roman" w:cs="Times New Roman"/>
+              <w:sz w:val="24"/>
+              <w:szCs w:val="24"/>
+              <w:highlight w:val="white"/>
+            </w:rPr>
+            <w:br w:type="page"/>
+          </w:r>
+        </w:p>
+      </w:sdtContent>
+    </w:sdt>
     <w:p>
       <w:pPr>
         <w:jc w:val="both"/>
         <w:rPr>
           <w:rFonts w:ascii="Times New Roman" w:eastAsia="Times New Roman" w:hAnsi="Times New Roman" w:cs="Times New Roman"/>
-          <w:sz w:val="24"/>
-          <w:szCs w:val="24"/>
-          <w:highlight w:val="white"/>
-        </w:rPr>
-      </w:pPr>
-      <w:r>
-        <w:rPr>
-          <w:rFonts w:ascii="Times New Roman" w:eastAsia="Times New Roman" w:hAnsi="Times New Roman" w:cs="Times New Roman"/>
-          <w:sz w:val="24"/>
-          <w:szCs w:val="24"/>
-          <w:highlight w:val="white"/>
-        </w:rPr>
-        <w:t xml:space="preserve">1. </w:t>
-      </w:r>
-      <w:proofErr w:type="spellStart"/>
-      <w:proofErr w:type="gramStart"/>
-      <w:r>
-        <w:rPr>
-          <w:rFonts w:ascii="Times New Roman" w:eastAsia="Times New Roman" w:hAnsi="Times New Roman" w:cs="Times New Roman"/>
-          <w:sz w:val="24"/>
-          <w:szCs w:val="24"/>
-          <w:highlight w:val="white"/>
-        </w:rPr>
-        <w:t>GitHub:Es</w:t>
-      </w:r>
-      <w:proofErr w:type="spellEnd"/>
-      <w:proofErr w:type="gramEnd"/>
+          <w:b/>
+          <w:bCs/>
+          <w:sz w:val="28"/>
+          <w:szCs w:val="28"/>
+          <w:highlight w:val="white"/>
+        </w:rPr>
+      </w:pPr>
+      <w:r>
+        <w:rPr>
+          <w:rFonts w:ascii="Times New Roman" w:eastAsia="Times New Roman" w:hAnsi="Times New Roman" w:cs="Times New Roman"/>
+          <w:b/>
+          <w:bCs/>
+          <w:sz w:val="28"/>
+          <w:szCs w:val="28"/>
+          <w:highlight w:val="white"/>
+        </w:rPr>
+        <w:lastRenderedPageBreak/>
+        <w:t>Investigación: El Ecosistema Git</w:t>
+      </w:r>
+    </w:p>
+    <w:p>
+      <w:pPr>
+        <w:jc w:val="both"/>
+        <w:rPr>
+          <w:rFonts w:ascii="Times New Roman" w:eastAsia="Times New Roman" w:hAnsi="Times New Roman" w:cs="Times New Roman"/>
+          <w:sz w:val="24"/>
+          <w:szCs w:val="24"/>
+          <w:highlight w:val="white"/>
+        </w:rPr>
+      </w:pPr>
+      <w:r>
+        <w:rPr>
+          <w:rFonts w:ascii="Times New Roman" w:eastAsia="Times New Roman" w:hAnsi="Times New Roman" w:cs="Times New Roman"/>
+          <w:sz w:val="24"/>
+          <w:szCs w:val="24"/>
+          <w:highlight w:val="white"/>
+        </w:rPr>
+        <w:t>1. GitHub: Es</w:t>
+      </w:r>
       <w:r>
         <w:rPr>
           <w:rFonts w:ascii="Times New Roman" w:eastAsia="Times New Roman" w:hAnsi="Times New Roman" w:cs="Times New Roman"/>
@@ -113,7 +671,16 @@
           <w:szCs w:val="24"/>
           <w:highlight w:val="white"/>
         </w:rPr>
-        <w:t xml:space="preserve">Otros usuarios pueden revisar y sugerir </w:t>
+        <w:t>Otros usuarios pueden revisa</w:t>
+      </w:r>
+      <w:r>
+        <w:rPr>
+          <w:rFonts w:ascii="Times New Roman" w:eastAsia="Times New Roman" w:hAnsi="Times New Roman" w:cs="Times New Roman"/>
+          <w:sz w:val="24"/>
+          <w:szCs w:val="24"/>
+          <w:highlight w:val="white"/>
+        </w:rPr>
+        <w:t xml:space="preserve">r y sugerir </w:t>
       </w:r>
       <w:proofErr w:type="gramStart"/>
       <w:r>
@@ -195,7 +762,25 @@
           <w:szCs w:val="24"/>
           <w:highlight w:val="white"/>
         </w:rPr>
-        <w:t>Git: Git es un sistema de control de versiones que realiza un seguimiento de los cambios en los archivos. Git es especialmente útil cuando un grupo de personas y tú estáis haciendo cambios en los mismos archivos al mismo tiempo. Se usa para control de versiones, rastrear cambios de código fuente y facilitar el trabajo en conjunto a otros programadores.</w:t>
+        <w:t xml:space="preserve">Git: Git es un sistema de control de versiones que realiza un seguimiento de los cambios en </w:t>
+      </w:r>
+      <w:r>
+        <w:rPr>
+          <w:rFonts w:ascii="Times New Roman" w:eastAsia="Times New Roman" w:hAnsi="Times New Roman" w:cs="Times New Roman"/>
+          <w:sz w:val="24"/>
+          <w:szCs w:val="24"/>
+          <w:highlight w:val="white"/>
+        </w:rPr>
+        <w:t>los archivos. Git es especialmente útil cuando un grupo de personas y tú estáis haciendo cambios en los mismos archivos al mismo tiempo. Se usa para control de versiones, rastrear cambios de código fuente y facilitar el trabajo en conjunto a otros programa</w:t>
+      </w:r>
+      <w:r>
+        <w:rPr>
+          <w:rFonts w:ascii="Times New Roman" w:eastAsia="Times New Roman" w:hAnsi="Times New Roman" w:cs="Times New Roman"/>
+          <w:sz w:val="24"/>
+          <w:szCs w:val="24"/>
+          <w:highlight w:val="white"/>
+        </w:rPr>
+        <w:t>dores.</w:t>
       </w:r>
     </w:p>
     <w:p>
@@ -270,7 +855,16 @@
           <w:szCs w:val="24"/>
           <w:highlight w:val="white"/>
         </w:rPr>
-        <w:t xml:space="preserve"> es solo la plataforma o la nube donde están los diferentes repositorios, códigos, etc.</w:t>
+        <w:t xml:space="preserve"> es solo la plataforma o la nube donde están los diferentes repositorios,</w:t>
+      </w:r>
+      <w:r>
+        <w:rPr>
+          <w:rFonts w:ascii="Times New Roman" w:eastAsia="Times New Roman" w:hAnsi="Times New Roman" w:cs="Times New Roman"/>
+          <w:sz w:val="24"/>
+          <w:szCs w:val="24"/>
+          <w:highlight w:val="white"/>
+        </w:rPr>
+        <w:t xml:space="preserve"> códigos, etc.</w:t>
       </w:r>
     </w:p>
     <w:p>
@@ -365,7 +959,16 @@
           <w:szCs w:val="24"/>
           <w:highlight w:val="white"/>
         </w:rPr>
-        <w:t xml:space="preserve"> es un “punto de guardado” del proyecto en el cual estás trabajando, la función del mismo es registrar los cambios realizados en los archivos al igual que los metadatos (autor, fecha, mensaje, modificaciones, etc.)</w:t>
+        <w:t xml:space="preserve"> es un “punto de guardado” del proyecto en el cual estás trabajando, la función del mismo es registrar los cambios realizados en los archiv</w:t>
+      </w:r>
+      <w:r>
+        <w:rPr>
+          <w:rFonts w:ascii="Times New Roman" w:eastAsia="Times New Roman" w:hAnsi="Times New Roman" w:cs="Times New Roman"/>
+          <w:sz w:val="24"/>
+          <w:szCs w:val="24"/>
+          <w:highlight w:val="white"/>
+        </w:rPr>
+        <w:t>os al igual que los metadatos (autor, fecha, mensaje, modificaciones, etc.)</w:t>
       </w:r>
     </w:p>
     <w:p>
@@ -528,7 +1131,15 @@
           <w:sz w:val="24"/>
           <w:szCs w:val="24"/>
         </w:rPr>
-        <w:t>uando se intentan fusionar ramas con cambios contrapuestos en las mismas líneas de un archivo, obligando a una resolución manual</w:t>
+        <w:t>uand</w:t>
+      </w:r>
+      <w:r>
+        <w:rPr>
+          <w:rFonts w:ascii="Times New Roman" w:eastAsia="Times New Roman" w:hAnsi="Times New Roman" w:cs="Times New Roman"/>
+          <w:sz w:val="24"/>
+          <w:szCs w:val="24"/>
+        </w:rPr>
+        <w:t>o se intentan fusionar ramas con cambios contrapuestos en las mismas líneas de un archivo, obligando a una resolución manual</w:t>
       </w:r>
     </w:p>
     <w:p>
@@ -546,17 +1157,21 @@
         <w:jc w:val="both"/>
         <w:rPr>
           <w:rFonts w:ascii="Times New Roman" w:eastAsia="Times New Roman" w:hAnsi="Times New Roman" w:cs="Times New Roman"/>
-          <w:sz w:val="24"/>
-          <w:szCs w:val="24"/>
-        </w:rPr>
-      </w:pPr>
-      <w:r>
-        <w:rPr>
-          <w:rFonts w:ascii="Times New Roman" w:eastAsia="Times New Roman" w:hAnsi="Times New Roman" w:cs="Times New Roman"/>
-          <w:sz w:val="24"/>
-          <w:szCs w:val="24"/>
-        </w:rPr>
-        <w:t>2. El "ADN" de un Repositorio (Configuración)</w:t>
+          <w:b/>
+          <w:bCs/>
+          <w:sz w:val="28"/>
+          <w:szCs w:val="28"/>
+        </w:rPr>
+      </w:pPr>
+      <w:r>
+        <w:rPr>
+          <w:rFonts w:ascii="Times New Roman" w:eastAsia="Times New Roman" w:hAnsi="Times New Roman" w:cs="Times New Roman"/>
+          <w:b/>
+          <w:bCs/>
+          <w:sz w:val="28"/>
+          <w:szCs w:val="28"/>
+        </w:rPr>
+        <w:t>El "ADN" de un Repositorio (Configuración)</w:t>
       </w:r>
     </w:p>
     <w:p>
@@ -593,23 +1208,7 @@
           <w:sz w:val="24"/>
           <w:szCs w:val="24"/>
         </w:rPr>
-        <w:t>carpeta</w:t>
-      </w:r>
-      <w:r>
-        <w:rPr>
-          <w:rFonts w:ascii="Times New Roman" w:eastAsia="Times New Roman" w:hAnsi="Times New Roman" w:cs="Times New Roman"/>
-          <w:sz w:val="24"/>
-          <w:szCs w:val="24"/>
-        </w:rPr>
-        <w:t>.</w:t>
-      </w:r>
-      <w:r>
-        <w:rPr>
-          <w:rFonts w:ascii="Times New Roman" w:eastAsia="Times New Roman" w:hAnsi="Times New Roman" w:cs="Times New Roman"/>
-          <w:sz w:val="24"/>
-          <w:szCs w:val="24"/>
-        </w:rPr>
-        <w:t>git</w:t>
+        <w:t>carpeta.git</w:t>
       </w:r>
       <w:proofErr w:type="spellEnd"/>
       <w:r>
@@ -677,7 +1276,6 @@
         <w:t xml:space="preserve">: El </w:t>
       </w:r>
       <w:proofErr w:type="spellStart"/>
-      <w:proofErr w:type="gramStart"/>
       <w:r>
         <w:rPr>
           <w:rFonts w:ascii="Times New Roman" w:eastAsia="Times New Roman" w:hAnsi="Times New Roman" w:cs="Times New Roman"/>
@@ -687,7 +1285,6 @@
         <w:t>archivo.gitignore</w:t>
       </w:r>
       <w:proofErr w:type="spellEnd"/>
-      <w:proofErr w:type="gramEnd"/>
       <w:r>
         <w:rPr>
           <w:rFonts w:ascii="Times New Roman" w:eastAsia="Times New Roman" w:hAnsi="Times New Roman" w:cs="Times New Roman"/>
@@ -758,15 +1355,17 @@
       <w:footerReference w:type="default" r:id="rId8"/>
       <w:pgSz w:w="11909" w:h="16834"/>
       <w:pgMar w:top="1440" w:right="1440" w:bottom="1440" w:left="1440" w:header="720" w:footer="720" w:gutter="0"/>
-      <w:pgNumType w:start="1"/>
+      <w:pgNumType w:start="0"/>
       <w:cols w:space="720"/>
+      <w:titlePg/>
+      <w:docGrid w:linePitch="299"/>
     </w:sectPr>
   </w:body>
 </w:document>
 </file>
 
 <file path=word/endnotes.xml><?xml version="1.0" encoding="utf-8"?>
-<w:endnotes xmlns:wpc="http://schemas.microsoft.com/office/word/2010/wordprocessingCanvas" xmlns:cx="http://schemas.microsoft.com/office/drawing/2014/chartex" xmlns:cx1="http://schemas.microsoft.com/office/drawing/2015/9/8/chartex" xmlns:cx2="http://schemas.microsoft.com/office/drawing/2015/10/21/chartex" xmlns:cx3="http://schemas.microsoft.com/office/drawing/2016/5/9/chartex" xmlns:cx4="http://schemas.microsoft.com/office/drawing/2016/5/10/chartex" xmlns:cx5="http://schemas.microsoft.com/office/drawing/2016/5/11/chartex" xmlns:cx6="http://schemas.microsoft.com/office/drawing/2016/5/12/chartex" xmlns:cx7="http://schemas.microsoft.com/office/drawing/2016/5/13/chartex" xmlns:cx8="http://schemas.microsoft.com/office/drawing/2016/5/14/chartex" xmlns:mc="http://schemas.openxmlformats.org/markup-compatibility/2006" xmlns:aink="http://schemas.microsoft.com/office/drawing/2016/ink" xmlns:am3d="http://schemas.microsoft.com/office/drawing/2017/model3d" xmlns:o="urn:schemas-microsoft-com:office:office" xmlns:oel="http://schemas.microsoft.com/office/2019/extlst" xmlns:r="http://schemas.openxmlformats.org/officeDocument/2006/relationships" xmlns:m="http://schemas.openxmlformats.org/officeDocument/2006/math" xmlns:v="urn:schemas-microsoft-com:vml" xmlns:wp14="http://schemas.microsoft.com/office/word/2010/wordprocessingDrawing" xmlns:wp="http://schemas.openxmlformats.org/drawingml/2006/wordprocessingDrawing" xmlns:w10="urn:schemas-microsoft-com:office:word" xmlns:w="http://schemas.openxmlformats.org/wordprocessingml/2006/main" xmlns:w14="http://schemas.microsoft.com/office/word/2010/wordml" xmlns:w15="http://schemas.microsoft.com/office/word/2012/wordml" xmlns:w16cex="http://schemas.microsoft.com/office/word/2018/wordml/cex" xmlns:w16cid="http://schemas.microsoft.com/office/word/2016/wordml/cid" xmlns:w16="http://schemas.microsoft.com/office/word/2018/wordml" xmlns:w16du="http://schemas.microsoft.com/office/word/2023/wordml/word16du" xmlns:w16sdtdh="http://schemas.microsoft.com/office/word/2020/wordml/sdtdatahash" xmlns:w16se="http://schemas.microsoft.com/office/word/2015/wordml/symex" xmlns:wpg="http://schemas.microsoft.com/office/word/2010/wordprocessingGroup" xmlns:wpi="http://schemas.microsoft.com/office/word/2010/wordprocessingInk" xmlns:wne="http://schemas.microsoft.com/office/word/2006/wordml" xmlns:wps="http://schemas.microsoft.com/office/word/2010/wordprocessingShape" mc:Ignorable="w14 w15 w16se w16cid w16 w16cex w16sdtdh wp14">
+<w:endnotes xmlns:wpc="http://schemas.microsoft.com/office/word/2010/wordprocessingCanvas" xmlns:cx="http://schemas.microsoft.com/office/drawing/2014/chartex" xmlns:cx1="http://schemas.microsoft.com/office/drawing/2015/9/8/chartex" xmlns:cx2="http://schemas.microsoft.com/office/drawing/2015/10/21/chartex" xmlns:cx3="http://schemas.microsoft.com/office/drawing/2016/5/9/chartex" xmlns:cx4="http://schemas.microsoft.com/office/drawing/2016/5/10/chartex" xmlns:cx5="http://schemas.microsoft.com/office/drawing/2016/5/11/chartex" xmlns:cx6="http://schemas.microsoft.com/office/drawing/2016/5/12/chartex" xmlns:cx7="http://schemas.microsoft.com/office/drawing/2016/5/13/chartex" xmlns:cx8="http://schemas.microsoft.com/office/drawing/2016/5/14/chartex" xmlns:mc="http://schemas.openxmlformats.org/markup-compatibility/2006" xmlns:aink="http://schemas.microsoft.com/office/drawing/2016/ink" xmlns:am3d="http://schemas.microsoft.com/office/drawing/2017/model3d" xmlns:o="urn:schemas-microsoft-com:office:office" xmlns:r="http://schemas.openxmlformats.org/officeDocument/2006/relationships" xmlns:m="http://schemas.openxmlformats.org/officeDocument/2006/math" xmlns:v="urn:schemas-microsoft-com:vml" xmlns:wp14="http://schemas.microsoft.com/office/word/2010/wordprocessingDrawing" xmlns:wp="http://schemas.openxmlformats.org/drawingml/2006/wordprocessingDrawing" xmlns:w10="urn:schemas-microsoft-com:office:word" xmlns:w="http://schemas.openxmlformats.org/wordprocessingml/2006/main" xmlns:w14="http://schemas.microsoft.com/office/word/2010/wordml" xmlns:w15="http://schemas.microsoft.com/office/word/2012/wordml" xmlns:w16cex="http://schemas.microsoft.com/office/word/2018/wordml/cex" xmlns:w16cid="http://schemas.microsoft.com/office/word/2016/wordml/cid" xmlns:w16="http://schemas.microsoft.com/office/word/2018/wordml" xmlns:w16sdtdh="http://schemas.microsoft.com/office/word/2020/wordml/sdtdatahash" xmlns:w16se="http://schemas.microsoft.com/office/word/2015/wordml/symex" xmlns:wpg="http://schemas.microsoft.com/office/word/2010/wordprocessingGroup" xmlns:wpi="http://schemas.microsoft.com/office/word/2010/wordprocessingInk" xmlns:wne="http://schemas.microsoft.com/office/word/2006/wordml" xmlns:wps="http://schemas.microsoft.com/office/word/2010/wordprocessingShape" mc:Ignorable="w14 w15 w16se w16cid w16 w16cex w16sdtdh wp14">
   <w:endnote w:type="separator" w:id="-1">
     <w:p>
       <w:pPr>
@@ -791,7 +1390,7 @@
 </file>
 
 <file path=word/footer1.xml><?xml version="1.0" encoding="utf-8"?>
-<w:ftr xmlns:wpc="http://schemas.microsoft.com/office/word/2010/wordprocessingCanvas" xmlns:cx="http://schemas.microsoft.com/office/drawing/2014/chartex" xmlns:cx1="http://schemas.microsoft.com/office/drawing/2015/9/8/chartex" xmlns:cx2="http://schemas.microsoft.com/office/drawing/2015/10/21/chartex" xmlns:cx3="http://schemas.microsoft.com/office/drawing/2016/5/9/chartex" xmlns:cx4="http://schemas.microsoft.com/office/drawing/2016/5/10/chartex" xmlns:cx5="http://schemas.microsoft.com/office/drawing/2016/5/11/chartex" xmlns:cx6="http://schemas.microsoft.com/office/drawing/2016/5/12/chartex" xmlns:cx7="http://schemas.microsoft.com/office/drawing/2016/5/13/chartex" xmlns:cx8="http://schemas.microsoft.com/office/drawing/2016/5/14/chartex" xmlns:mc="http://schemas.openxmlformats.org/markup-compatibility/2006" xmlns:aink="http://schemas.microsoft.com/office/drawing/2016/ink" xmlns:am3d="http://schemas.microsoft.com/office/drawing/2017/model3d" xmlns:o="urn:schemas-microsoft-com:office:office" xmlns:oel="http://schemas.microsoft.com/office/2019/extlst" xmlns:r="http://schemas.openxmlformats.org/officeDocument/2006/relationships" xmlns:m="http://schemas.openxmlformats.org/officeDocument/2006/math" xmlns:v="urn:schemas-microsoft-com:vml" xmlns:wp14="http://schemas.microsoft.com/office/word/2010/wordprocessingDrawing" xmlns:wp="http://schemas.openxmlformats.org/drawingml/2006/wordprocessingDrawing" xmlns:w10="urn:schemas-microsoft-com:office:word" xmlns:w="http://schemas.openxmlformats.org/wordprocessingml/2006/main" xmlns:w14="http://schemas.microsoft.com/office/word/2010/wordml" xmlns:w15="http://schemas.microsoft.com/office/word/2012/wordml" xmlns:w16cex="http://schemas.microsoft.com/office/word/2018/wordml/cex" xmlns:w16cid="http://schemas.microsoft.com/office/word/2016/wordml/cid" xmlns:w16="http://schemas.microsoft.com/office/word/2018/wordml" xmlns:w16du="http://schemas.microsoft.com/office/word/2023/wordml/word16du" xmlns:w16sdtdh="http://schemas.microsoft.com/office/word/2020/wordml/sdtdatahash" xmlns:w16se="http://schemas.microsoft.com/office/word/2015/wordml/symex" xmlns:wpg="http://schemas.microsoft.com/office/word/2010/wordprocessingGroup" xmlns:wpi="http://schemas.microsoft.com/office/word/2010/wordprocessingInk" xmlns:wne="http://schemas.microsoft.com/office/word/2006/wordml" xmlns:wps="http://schemas.microsoft.com/office/word/2010/wordprocessingShape" mc:Ignorable="w14 w15 w16se w16cid w16 w16cex w16sdtdh wp14">
+<w:ftr xmlns:wpc="http://schemas.microsoft.com/office/word/2010/wordprocessingCanvas" xmlns:cx="http://schemas.microsoft.com/office/drawing/2014/chartex" xmlns:cx1="http://schemas.microsoft.com/office/drawing/2015/9/8/chartex" xmlns:cx2="http://schemas.microsoft.com/office/drawing/2015/10/21/chartex" xmlns:cx3="http://schemas.microsoft.com/office/drawing/2016/5/9/chartex" xmlns:cx4="http://schemas.microsoft.com/office/drawing/2016/5/10/chartex" xmlns:cx5="http://schemas.microsoft.com/office/drawing/2016/5/11/chartex" xmlns:cx6="http://schemas.microsoft.com/office/drawing/2016/5/12/chartex" xmlns:cx7="http://schemas.microsoft.com/office/drawing/2016/5/13/chartex" xmlns:cx8="http://schemas.microsoft.com/office/drawing/2016/5/14/chartex" xmlns:mc="http://schemas.openxmlformats.org/markup-compatibility/2006" xmlns:aink="http://schemas.microsoft.com/office/drawing/2016/ink" xmlns:am3d="http://schemas.microsoft.com/office/drawing/2017/model3d" xmlns:o="urn:schemas-microsoft-com:office:office" xmlns:r="http://schemas.openxmlformats.org/officeDocument/2006/relationships" xmlns:m="http://schemas.openxmlformats.org/officeDocument/2006/math" xmlns:v="urn:schemas-microsoft-com:vml" xmlns:wp14="http://schemas.microsoft.com/office/word/2010/wordprocessingDrawing" xmlns:wp="http://schemas.openxmlformats.org/drawingml/2006/wordprocessingDrawing" xmlns:w10="urn:schemas-microsoft-com:office:word" xmlns:w="http://schemas.openxmlformats.org/wordprocessingml/2006/main" xmlns:w14="http://schemas.microsoft.com/office/word/2010/wordml" xmlns:w15="http://schemas.microsoft.com/office/word/2012/wordml" xmlns:w16cex="http://schemas.microsoft.com/office/word/2018/wordml/cex" xmlns:w16cid="http://schemas.microsoft.com/office/word/2016/wordml/cid" xmlns:w16="http://schemas.microsoft.com/office/word/2018/wordml" xmlns:w16sdtdh="http://schemas.microsoft.com/office/word/2020/wordml/sdtdatahash" xmlns:w16se="http://schemas.microsoft.com/office/word/2015/wordml/symex" xmlns:wpg="http://schemas.microsoft.com/office/word/2010/wordprocessingGroup" xmlns:wpi="http://schemas.microsoft.com/office/word/2010/wordprocessingInk" xmlns:wne="http://schemas.microsoft.com/office/word/2006/wordml" xmlns:wps="http://schemas.microsoft.com/office/word/2010/wordprocessingShape" mc:Ignorable="w14 w15 w16se w16cid w16 w16cex w16sdtdh wp14">
   <w:p>
     <w:pPr>
       <w:pStyle w:val="Piedepgina"/>
@@ -847,7 +1446,7 @@
 </file>
 
 <file path=word/footnotes.xml><?xml version="1.0" encoding="utf-8"?>
-<w:footnotes xmlns:wpc="http://schemas.microsoft.com/office/word/2010/wordprocessingCanvas" xmlns:cx="http://schemas.microsoft.com/office/drawing/2014/chartex" xmlns:cx1="http://schemas.microsoft.com/office/drawing/2015/9/8/chartex" xmlns:cx2="http://schemas.microsoft.com/office/drawing/2015/10/21/chartex" xmlns:cx3="http://schemas.microsoft.com/office/drawing/2016/5/9/chartex" xmlns:cx4="http://schemas.microsoft.com/office/drawing/2016/5/10/chartex" xmlns:cx5="http://schemas.microsoft.com/office/drawing/2016/5/11/chartex" xmlns:cx6="http://schemas.microsoft.com/office/drawing/2016/5/12/chartex" xmlns:cx7="http://schemas.microsoft.com/office/drawing/2016/5/13/chartex" xmlns:cx8="http://schemas.microsoft.com/office/drawing/2016/5/14/chartex" xmlns:mc="http://schemas.openxmlformats.org/markup-compatibility/2006" xmlns:aink="http://schemas.microsoft.com/office/drawing/2016/ink" xmlns:am3d="http://schemas.microsoft.com/office/drawing/2017/model3d" xmlns:o="urn:schemas-microsoft-com:office:office" xmlns:oel="http://schemas.microsoft.com/office/2019/extlst" xmlns:r="http://schemas.openxmlformats.org/officeDocument/2006/relationships" xmlns:m="http://schemas.openxmlformats.org/officeDocument/2006/math" xmlns:v="urn:schemas-microsoft-com:vml" xmlns:wp14="http://schemas.microsoft.com/office/word/2010/wordprocessingDrawing" xmlns:wp="http://schemas.openxmlformats.org/drawingml/2006/wordprocessingDrawing" xmlns:w10="urn:schemas-microsoft-com:office:word" xmlns:w="http://schemas.openxmlformats.org/wordprocessingml/2006/main" xmlns:w14="http://schemas.microsoft.com/office/word/2010/wordml" xmlns:w15="http://schemas.microsoft.com/office/word/2012/wordml" xmlns:w16cex="http://schemas.microsoft.com/office/word/2018/wordml/cex" xmlns:w16cid="http://schemas.microsoft.com/office/word/2016/wordml/cid" xmlns:w16="http://schemas.microsoft.com/office/word/2018/wordml" xmlns:w16du="http://schemas.microsoft.com/office/word/2023/wordml/word16du" xmlns:w16sdtdh="http://schemas.microsoft.com/office/word/2020/wordml/sdtdatahash" xmlns:w16se="http://schemas.microsoft.com/office/word/2015/wordml/symex" xmlns:wpg="http://schemas.microsoft.com/office/word/2010/wordprocessingGroup" xmlns:wpi="http://schemas.microsoft.com/office/word/2010/wordprocessingInk" xmlns:wne="http://schemas.microsoft.com/office/word/2006/wordml" xmlns:wps="http://schemas.microsoft.com/office/word/2010/wordprocessingShape" mc:Ignorable="w14 w15 w16se w16cid w16 w16cex w16sdtdh wp14">
+<w:footnotes xmlns:wpc="http://schemas.microsoft.com/office/word/2010/wordprocessingCanvas" xmlns:cx="http://schemas.microsoft.com/office/drawing/2014/chartex" xmlns:cx1="http://schemas.microsoft.com/office/drawing/2015/9/8/chartex" xmlns:cx2="http://schemas.microsoft.com/office/drawing/2015/10/21/chartex" xmlns:cx3="http://schemas.microsoft.com/office/drawing/2016/5/9/chartex" xmlns:cx4="http://schemas.microsoft.com/office/drawing/2016/5/10/chartex" xmlns:cx5="http://schemas.microsoft.com/office/drawing/2016/5/11/chartex" xmlns:cx6="http://schemas.microsoft.com/office/drawing/2016/5/12/chartex" xmlns:cx7="http://schemas.microsoft.com/office/drawing/2016/5/13/chartex" xmlns:cx8="http://schemas.microsoft.com/office/drawing/2016/5/14/chartex" xmlns:mc="http://schemas.openxmlformats.org/markup-compatibility/2006" xmlns:aink="http://schemas.microsoft.com/office/drawing/2016/ink" xmlns:am3d="http://schemas.microsoft.com/office/drawing/2017/model3d" xmlns:o="urn:schemas-microsoft-com:office:office" xmlns:r="http://schemas.openxmlformats.org/officeDocument/2006/relationships" xmlns:m="http://schemas.openxmlformats.org/officeDocument/2006/math" xmlns:v="urn:schemas-microsoft-com:vml" xmlns:wp14="http://schemas.microsoft.com/office/word/2010/wordprocessingDrawing" xmlns:wp="http://schemas.openxmlformats.org/drawingml/2006/wordprocessingDrawing" xmlns:w10="urn:schemas-microsoft-com:office:word" xmlns:w="http://schemas.openxmlformats.org/wordprocessingml/2006/main" xmlns:w14="http://schemas.microsoft.com/office/word/2010/wordml" xmlns:w15="http://schemas.microsoft.com/office/word/2012/wordml" xmlns:w16cex="http://schemas.microsoft.com/office/word/2018/wordml/cex" xmlns:w16cid="http://schemas.microsoft.com/office/word/2016/wordml/cid" xmlns:w16="http://schemas.microsoft.com/office/word/2018/wordml" xmlns:w16sdtdh="http://schemas.microsoft.com/office/word/2020/wordml/sdtdatahash" xmlns:w16se="http://schemas.microsoft.com/office/word/2015/wordml/symex" xmlns:wpg="http://schemas.microsoft.com/office/word/2010/wordprocessingGroup" xmlns:wpi="http://schemas.microsoft.com/office/word/2010/wordprocessingInk" xmlns:wne="http://schemas.microsoft.com/office/word/2006/wordml" xmlns:wps="http://schemas.microsoft.com/office/word/2010/wordprocessingShape" mc:Ignorable="w14 w15 w16se w16cid w16 w16cex w16sdtdh wp14">
   <w:footnote w:type="separator" w:id="-1">
     <w:p>
       <w:pPr>
@@ -872,7 +1471,7 @@
 </file>
 
 <file path=word/header1.xml><?xml version="1.0" encoding="utf-8"?>
-<w:hdr xmlns:wpc="http://schemas.microsoft.com/office/word/2010/wordprocessingCanvas" xmlns:cx="http://schemas.microsoft.com/office/drawing/2014/chartex" xmlns:cx1="http://schemas.microsoft.com/office/drawing/2015/9/8/chartex" xmlns:cx2="http://schemas.microsoft.com/office/drawing/2015/10/21/chartex" xmlns:cx3="http://schemas.microsoft.com/office/drawing/2016/5/9/chartex" xmlns:cx4="http://schemas.microsoft.com/office/drawing/2016/5/10/chartex" xmlns:cx5="http://schemas.microsoft.com/office/drawing/2016/5/11/chartex" xmlns:cx6="http://schemas.microsoft.com/office/drawing/2016/5/12/chartex" xmlns:cx7="http://schemas.microsoft.com/office/drawing/2016/5/13/chartex" xmlns:cx8="http://schemas.microsoft.com/office/drawing/2016/5/14/chartex" xmlns:mc="http://schemas.openxmlformats.org/markup-compatibility/2006" xmlns:aink="http://schemas.microsoft.com/office/drawing/2016/ink" xmlns:am3d="http://schemas.microsoft.com/office/drawing/2017/model3d" xmlns:o="urn:schemas-microsoft-com:office:office" xmlns:oel="http://schemas.microsoft.com/office/2019/extlst" xmlns:r="http://schemas.openxmlformats.org/officeDocument/2006/relationships" xmlns:m="http://schemas.openxmlformats.org/officeDocument/2006/math" xmlns:v="urn:schemas-microsoft-com:vml" xmlns:wp14="http://schemas.microsoft.com/office/word/2010/wordprocessingDrawing" xmlns:wp="http://schemas.openxmlformats.org/drawingml/2006/wordprocessingDrawing" xmlns:w10="urn:schemas-microsoft-com:office:word" xmlns:w="http://schemas.openxmlformats.org/wordprocessingml/2006/main" xmlns:w14="http://schemas.microsoft.com/office/word/2010/wordml" xmlns:w15="http://schemas.microsoft.com/office/word/2012/wordml" xmlns:w16cex="http://schemas.microsoft.com/office/word/2018/wordml/cex" xmlns:w16cid="http://schemas.microsoft.com/office/word/2016/wordml/cid" xmlns:w16="http://schemas.microsoft.com/office/word/2018/wordml" xmlns:w16du="http://schemas.microsoft.com/office/word/2023/wordml/word16du" xmlns:w16sdtdh="http://schemas.microsoft.com/office/word/2020/wordml/sdtdatahash" xmlns:w16se="http://schemas.microsoft.com/office/word/2015/wordml/symex" xmlns:wpg="http://schemas.microsoft.com/office/word/2010/wordprocessingGroup" xmlns:wpi="http://schemas.microsoft.com/office/word/2010/wordprocessingInk" xmlns:wne="http://schemas.microsoft.com/office/word/2006/wordml" xmlns:wps="http://schemas.microsoft.com/office/word/2010/wordprocessingShape" mc:Ignorable="w14 w15 w16se w16cid w16 w16cex w16sdtdh wp14">
+<w:hdr xmlns:wpc="http://schemas.microsoft.com/office/word/2010/wordprocessingCanvas" xmlns:cx="http://schemas.microsoft.com/office/drawing/2014/chartex" xmlns:cx1="http://schemas.microsoft.com/office/drawing/2015/9/8/chartex" xmlns:cx2="http://schemas.microsoft.com/office/drawing/2015/10/21/chartex" xmlns:cx3="http://schemas.microsoft.com/office/drawing/2016/5/9/chartex" xmlns:cx4="http://schemas.microsoft.com/office/drawing/2016/5/10/chartex" xmlns:cx5="http://schemas.microsoft.com/office/drawing/2016/5/11/chartex" xmlns:cx6="http://schemas.microsoft.com/office/drawing/2016/5/12/chartex" xmlns:cx7="http://schemas.microsoft.com/office/drawing/2016/5/13/chartex" xmlns:cx8="http://schemas.microsoft.com/office/drawing/2016/5/14/chartex" xmlns:mc="http://schemas.openxmlformats.org/markup-compatibility/2006" xmlns:aink="http://schemas.microsoft.com/office/drawing/2016/ink" xmlns:am3d="http://schemas.microsoft.com/office/drawing/2017/model3d" xmlns:o="urn:schemas-microsoft-com:office:office" xmlns:r="http://schemas.openxmlformats.org/officeDocument/2006/relationships" xmlns:m="http://schemas.openxmlformats.org/officeDocument/2006/math" xmlns:v="urn:schemas-microsoft-com:vml" xmlns:wp14="http://schemas.microsoft.com/office/word/2010/wordprocessingDrawing" xmlns:wp="http://schemas.openxmlformats.org/drawingml/2006/wordprocessingDrawing" xmlns:w10="urn:schemas-microsoft-com:office:word" xmlns:w="http://schemas.openxmlformats.org/wordprocessingml/2006/main" xmlns:w14="http://schemas.microsoft.com/office/word/2010/wordml" xmlns:w15="http://schemas.microsoft.com/office/word/2012/wordml" xmlns:w16cex="http://schemas.microsoft.com/office/word/2018/wordml/cex" xmlns:w16cid="http://schemas.microsoft.com/office/word/2016/wordml/cid" xmlns:w16="http://schemas.microsoft.com/office/word/2018/wordml" xmlns:w16sdtdh="http://schemas.microsoft.com/office/word/2020/wordml/sdtdatahash" xmlns:w16se="http://schemas.microsoft.com/office/word/2015/wordml/symex" xmlns:wpg="http://schemas.microsoft.com/office/word/2010/wordprocessingGroup" xmlns:wpi="http://schemas.microsoft.com/office/word/2010/wordprocessingInk" xmlns:wne="http://schemas.microsoft.com/office/word/2006/wordml" xmlns:wps="http://schemas.microsoft.com/office/word/2010/wordprocessingShape" mc:Ignorable="w14 w15 w16se w16cid w16 w16cex w16sdtdh wp14">
   <w:p>
     <w:pPr>
       <w:pStyle w:val="Encabezado"/>
@@ -896,7 +1495,7 @@
 </file>
 
 <file path=word/numbering.xml><?xml version="1.0" encoding="utf-8"?>
-<w:numbering xmlns:wpc="http://schemas.microsoft.com/office/word/2010/wordprocessingCanvas" xmlns:cx="http://schemas.microsoft.com/office/drawing/2014/chartex" xmlns:cx1="http://schemas.microsoft.com/office/drawing/2015/9/8/chartex" xmlns:cx2="http://schemas.microsoft.com/office/drawing/2015/10/21/chartex" xmlns:cx3="http://schemas.microsoft.com/office/drawing/2016/5/9/chartex" xmlns:cx4="http://schemas.microsoft.com/office/drawing/2016/5/10/chartex" xmlns:cx5="http://schemas.microsoft.com/office/drawing/2016/5/11/chartex" xmlns:cx6="http://schemas.microsoft.com/office/drawing/2016/5/12/chartex" xmlns:cx7="http://schemas.microsoft.com/office/drawing/2016/5/13/chartex" xmlns:cx8="http://schemas.microsoft.com/office/drawing/2016/5/14/chartex" xmlns:mc="http://schemas.openxmlformats.org/markup-compatibility/2006" xmlns:aink="http://schemas.microsoft.com/office/drawing/2016/ink" xmlns:am3d="http://schemas.microsoft.com/office/drawing/2017/model3d" xmlns:o="urn:schemas-microsoft-com:office:office" xmlns:oel="http://schemas.microsoft.com/office/2019/extlst" xmlns:r="http://schemas.openxmlformats.org/officeDocument/2006/relationships" xmlns:m="http://schemas.openxmlformats.org/officeDocument/2006/math" xmlns:v="urn:schemas-microsoft-com:vml" xmlns:wp14="http://schemas.microsoft.com/office/word/2010/wordprocessingDrawing" xmlns:wp="http://schemas.openxmlformats.org/drawingml/2006/wordprocessingDrawing" xmlns:w10="urn:schemas-microsoft-com:office:word" xmlns:w="http://schemas.openxmlformats.org/wordprocessingml/2006/main" xmlns:w14="http://schemas.microsoft.com/office/word/2010/wordml" xmlns:w15="http://schemas.microsoft.com/office/word/2012/wordml" xmlns:w16cex="http://schemas.microsoft.com/office/word/2018/wordml/cex" xmlns:w16cid="http://schemas.microsoft.com/office/word/2016/wordml/cid" xmlns:w16="http://schemas.microsoft.com/office/word/2018/wordml" xmlns:w16du="http://schemas.microsoft.com/office/word/2023/wordml/word16du" xmlns:w16sdtdh="http://schemas.microsoft.com/office/word/2020/wordml/sdtdatahash" xmlns:w16se="http://schemas.microsoft.com/office/word/2015/wordml/symex" xmlns:wpg="http://schemas.microsoft.com/office/word/2010/wordprocessingGroup" xmlns:wpi="http://schemas.microsoft.com/office/word/2010/wordprocessingInk" xmlns:wne="http://schemas.microsoft.com/office/word/2006/wordml" xmlns:wps="http://schemas.microsoft.com/office/word/2010/wordprocessingShape" mc:Ignorable="w14 w15 w16se w16cid w16 w16cex w16sdtdh wp14">
+<w:numbering xmlns:wpc="http://schemas.microsoft.com/office/word/2010/wordprocessingCanvas" xmlns:cx="http://schemas.microsoft.com/office/drawing/2014/chartex" xmlns:cx1="http://schemas.microsoft.com/office/drawing/2015/9/8/chartex" xmlns:cx2="http://schemas.microsoft.com/office/drawing/2015/10/21/chartex" xmlns:cx3="http://schemas.microsoft.com/office/drawing/2016/5/9/chartex" xmlns:cx4="http://schemas.microsoft.com/office/drawing/2016/5/10/chartex" xmlns:cx5="http://schemas.microsoft.com/office/drawing/2016/5/11/chartex" xmlns:cx6="http://schemas.microsoft.com/office/drawing/2016/5/12/chartex" xmlns:cx7="http://schemas.microsoft.com/office/drawing/2016/5/13/chartex" xmlns:cx8="http://schemas.microsoft.com/office/drawing/2016/5/14/chartex" xmlns:mc="http://schemas.openxmlformats.org/markup-compatibility/2006" xmlns:aink="http://schemas.microsoft.com/office/drawing/2016/ink" xmlns:am3d="http://schemas.microsoft.com/office/drawing/2017/model3d" xmlns:o="urn:schemas-microsoft-com:office:office" xmlns:r="http://schemas.openxmlformats.org/officeDocument/2006/relationships" xmlns:m="http://schemas.openxmlformats.org/officeDocument/2006/math" xmlns:v="urn:schemas-microsoft-com:vml" xmlns:wp14="http://schemas.microsoft.com/office/word/2010/wordprocessingDrawing" xmlns:wp="http://schemas.openxmlformats.org/drawingml/2006/wordprocessingDrawing" xmlns:w10="urn:schemas-microsoft-com:office:word" xmlns:w="http://schemas.openxmlformats.org/wordprocessingml/2006/main" xmlns:w14="http://schemas.microsoft.com/office/word/2010/wordml" xmlns:w15="http://schemas.microsoft.com/office/word/2012/wordml" xmlns:w16cex="http://schemas.microsoft.com/office/word/2018/wordml/cex" xmlns:w16cid="http://schemas.microsoft.com/office/word/2016/wordml/cid" xmlns:w16="http://schemas.microsoft.com/office/word/2018/wordml" xmlns:w16sdtdh="http://schemas.microsoft.com/office/word/2020/wordml/sdtdatahash" xmlns:w16se="http://schemas.microsoft.com/office/word/2015/wordml/symex" xmlns:wpg="http://schemas.microsoft.com/office/word/2010/wordprocessingGroup" xmlns:wpi="http://schemas.microsoft.com/office/word/2010/wordprocessingInk" xmlns:wne="http://schemas.microsoft.com/office/word/2006/wordml" xmlns:wps="http://schemas.microsoft.com/office/word/2010/wordprocessingShape" mc:Ignorable="w14 w15 w16se w16cid w16 w16cex w16sdtdh wp14">
   <w:abstractNum w:abstractNumId="0" w15:restartNumberingAfterBreak="0">
     <w:nsid w:val="535C25C0"/>
     <w:multiLevelType w:val="multilevel"/>
@@ -1349,16 +1948,16 @@
       </w:rPr>
     </w:lvl>
   </w:abstractNum>
-  <w:num w:numId="1" w16cid:durableId="1914200041">
+  <w:num w:numId="1">
     <w:abstractNumId w:val="2"/>
   </w:num>
-  <w:num w:numId="2" w16cid:durableId="714161353">
+  <w:num w:numId="2">
     <w:abstractNumId w:val="0"/>
   </w:num>
-  <w:num w:numId="3" w16cid:durableId="40254443">
+  <w:num w:numId="3">
     <w:abstractNumId w:val="1"/>
   </w:num>
-  <w:num w:numId="4" w16cid:durableId="962886078">
+  <w:num w:numId="4">
     <w:abstractNumId w:val="3"/>
   </w:num>
 </w:numbering>
@@ -1992,6 +2591,31 @@
     <w:uiPriority w:val="99"/>
     <w:rsid w:val="004B36D5"/>
   </w:style>
+  <w:style w:type="paragraph" w:styleId="Sinespaciado">
+    <w:name w:val="No Spacing"/>
+    <w:link w:val="SinespaciadoCar"/>
+    <w:uiPriority w:val="1"/>
+    <w:qFormat/>
+    <w:rsid w:val="008B6B81"/>
+    <w:pPr>
+      <w:spacing w:line="240" w:lineRule="auto"/>
+    </w:pPr>
+    <w:rPr>
+      <w:rFonts w:asciiTheme="minorHAnsi" w:eastAsiaTheme="minorEastAsia" w:hAnsiTheme="minorHAnsi" w:cstheme="minorBidi"/>
+      <w:lang w:val="es-AR"/>
+    </w:rPr>
+  </w:style>
+  <w:style w:type="character" w:customStyle="1" w:styleId="SinespaciadoCar">
+    <w:name w:val="Sin espaciado Car"/>
+    <w:basedOn w:val="Fuentedeprrafopredeter"/>
+    <w:link w:val="Sinespaciado"/>
+    <w:uiPriority w:val="1"/>
+    <w:rsid w:val="008B6B81"/>
+    <w:rPr>
+      <w:rFonts w:asciiTheme="minorHAnsi" w:eastAsiaTheme="minorEastAsia" w:hAnsiTheme="minorHAnsi" w:cstheme="minorBidi"/>
+      <w:lang w:val="es-AR"/>
+    </w:rPr>
+  </w:style>
 </w:styles>
 </file>
 
